--- a/SQL Database.docx
+++ b/SQL Database.docx
@@ -4,20 +4,24 @@
   <w:body>
     <w:p>
       <w:r>
+        <w:t>Database Name</w:t>
+      </w:r>
+      <w:r>
+        <w:sym w:font="Wingdings" w:char="F0E0"/>
+      </w:r>
+      <w:r>
+        <w:t xml:space="preserve"> familiestree</w:t>
+      </w:r>
+    </w:p>
+    <w:p/>
+    <w:p>
+      <w:r>
         <w:t>CREATE TABLE users (</w:t>
       </w:r>
     </w:p>
     <w:p>
       <w:r>
-        <w:t xml:space="preserve">    </w:t>
-      </w:r>
-      <w:proofErr w:type="spellStart"/>
-      <w:r>
-        <w:t>user_id</w:t>
-      </w:r>
-      <w:proofErr w:type="spellEnd"/>
-      <w:r>
-        <w:t xml:space="preserve"> INT AUTO_INCREMENT PRIMARY KEY,</w:t>
+        <w:t xml:space="preserve">    user_id INT AUTO_INCREMENT PRIMARY KEY,</w:t>
       </w:r>
     </w:p>
     <w:p>
@@ -80,28 +84,12 @@
     </w:p>
     <w:p>
       <w:r>
-        <w:t xml:space="preserve">    </w:t>
-      </w:r>
-      <w:proofErr w:type="spellStart"/>
-      <w:r>
-        <w:t>person_id</w:t>
-      </w:r>
-      <w:proofErr w:type="spellEnd"/>
-      <w:r>
-        <w:t xml:space="preserve"> INT AUTO_INCREMENT PRIMARY KEY,</w:t>
-      </w:r>
-    </w:p>
-    <w:p>
-      <w:r>
-        <w:t xml:space="preserve">    </w:t>
-      </w:r>
-      <w:proofErr w:type="spellStart"/>
-      <w:r>
-        <w:t>nid</w:t>
-      </w:r>
-      <w:proofErr w:type="spellEnd"/>
-      <w:r>
-        <w:t xml:space="preserve"> </w:t>
+        <w:t xml:space="preserve">    person_id INT AUTO_INCREMENT PRIMARY KEY,</w:t>
+      </w:r>
+    </w:p>
+    <w:p>
+      <w:r>
+        <w:t xml:space="preserve">    nid </w:t>
       </w:r>
       <w:proofErr w:type="gramStart"/>
       <w:r>
@@ -114,15 +102,7 @@
     </w:p>
     <w:p>
       <w:r>
-        <w:t xml:space="preserve">    </w:t>
-      </w:r>
-      <w:proofErr w:type="spellStart"/>
-      <w:r>
-        <w:t>birth_cert</w:t>
-      </w:r>
-      <w:proofErr w:type="spellEnd"/>
-      <w:r>
-        <w:t xml:space="preserve"> </w:t>
+        <w:t xml:space="preserve">    birth_cert </w:t>
       </w:r>
       <w:proofErr w:type="gramStart"/>
       <w:r>
@@ -166,15 +146,7 @@
     </w:p>
     <w:p>
       <w:r>
-        <w:t xml:space="preserve">    gender ENUM('</w:t>
-      </w:r>
-      <w:proofErr w:type="spellStart"/>
-      <w:r>
-        <w:t>Male','Female','Other</w:t>
-      </w:r>
-      <w:proofErr w:type="spellEnd"/>
-      <w:r>
-        <w:t>'),</w:t>
+        <w:t xml:space="preserve">    gender ENUM('Male','Female','Other'),</w:t>
       </w:r>
     </w:p>
     <w:p>
@@ -205,15 +177,7 @@
     </w:p>
     <w:p>
       <w:r>
-        <w:t xml:space="preserve">    </w:t>
-      </w:r>
-      <w:proofErr w:type="spellStart"/>
-      <w:r>
-        <w:t>photo_path</w:t>
-      </w:r>
-      <w:proofErr w:type="spellEnd"/>
-      <w:r>
-        <w:t xml:space="preserve"> </w:t>
+        <w:t xml:space="preserve">    photo_path </w:t>
       </w:r>
       <w:proofErr w:type="gramStart"/>
       <w:r>
@@ -232,73 +196,28 @@
     <w:p/>
     <w:p>
       <w:r>
-        <w:t xml:space="preserve">CREATE TABLE </w:t>
-      </w:r>
-      <w:proofErr w:type="spellStart"/>
-      <w:r>
-        <w:t>family</w:t>
-      </w:r>
-      <w:r>
-        <w:t>R</w:t>
-      </w:r>
-      <w:r>
-        <w:t>elations</w:t>
-      </w:r>
-      <w:proofErr w:type="spellEnd"/>
-      <w:r>
-        <w:t xml:space="preserve"> (</w:t>
-      </w:r>
-    </w:p>
-    <w:p>
-      <w:r>
-        <w:t xml:space="preserve">    </w:t>
-      </w:r>
-      <w:proofErr w:type="spellStart"/>
-      <w:r>
-        <w:t>relation_id</w:t>
-      </w:r>
-      <w:proofErr w:type="spellEnd"/>
-      <w:r>
-        <w:t xml:space="preserve"> INT AUTO_INCREMENT PRIMARY KEY,</w:t>
-      </w:r>
-    </w:p>
-    <w:p>
-      <w:r>
-        <w:t xml:space="preserve">    </w:t>
-      </w:r>
-      <w:proofErr w:type="spellStart"/>
-      <w:r>
-        <w:t>person_id</w:t>
-      </w:r>
-      <w:proofErr w:type="spellEnd"/>
-      <w:r>
-        <w:t xml:space="preserve"> INT NOT NULL,</w:t>
-      </w:r>
-    </w:p>
-    <w:p>
-      <w:r>
-        <w:t xml:space="preserve">    </w:t>
-      </w:r>
-      <w:proofErr w:type="spellStart"/>
-      <w:r>
-        <w:t>relative_id</w:t>
-      </w:r>
-      <w:proofErr w:type="spellEnd"/>
-      <w:r>
-        <w:t xml:space="preserve"> INT NOT NULL,</w:t>
-      </w:r>
-    </w:p>
-    <w:p>
-      <w:r>
-        <w:t xml:space="preserve">    </w:t>
-      </w:r>
-      <w:proofErr w:type="spellStart"/>
-      <w:r>
-        <w:t>relation_type</w:t>
-      </w:r>
-      <w:proofErr w:type="spellEnd"/>
-      <w:r>
-        <w:t xml:space="preserve"> </w:t>
+        <w:t>CREATE TABLE familyRelations (</w:t>
+      </w:r>
+    </w:p>
+    <w:p>
+      <w:r>
+        <w:t xml:space="preserve">    relation_id INT AUTO_INCREMENT PRIMARY KEY,</w:t>
+      </w:r>
+    </w:p>
+    <w:p>
+      <w:r>
+        <w:t xml:space="preserve">    person_id INT NOT NULL,</w:t>
+      </w:r>
+    </w:p>
+    <w:p>
+      <w:r>
+        <w:t xml:space="preserve">    relative_id INT NOT NULL,</w:t>
+      </w:r>
+    </w:p>
+    <w:p>
+      <w:r>
+        <w:lastRenderedPageBreak/>
+        <w:t xml:space="preserve">    relation_type </w:t>
       </w:r>
       <w:proofErr w:type="gramStart"/>
       <w:r>
@@ -306,15 +225,7 @@
       </w:r>
       <w:proofErr w:type="gramEnd"/>
       <w:r>
-        <w:t>'</w:t>
-      </w:r>
-      <w:proofErr w:type="spellStart"/>
-      <w:r>
-        <w:t>Father','Mother</w:t>
-      </w:r>
-      <w:proofErr w:type="spellEnd"/>
-      <w:r>
-        <w:t>',</w:t>
+        <w:t>'Father','Mother',</w:t>
       </w:r>
     </w:p>
     <w:p>
@@ -322,15 +233,7 @@
         <w:ind w:left="2160"/>
       </w:pPr>
       <w:r>
-        <w:t>'</w:t>
-      </w:r>
-      <w:proofErr w:type="spellStart"/>
-      <w:r>
-        <w:t>Son','Daughter</w:t>
-      </w:r>
-      <w:proofErr w:type="spellEnd"/>
-      <w:r>
-        <w:t>',</w:t>
+        <w:t>'Son','Daughter',</w:t>
       </w:r>
     </w:p>
     <w:p>
@@ -338,16 +241,7 @@
         <w:ind w:left="2160"/>
       </w:pPr>
       <w:r>
-        <w:lastRenderedPageBreak/>
-        <w:t>'</w:t>
-      </w:r>
-      <w:proofErr w:type="spellStart"/>
-      <w:r>
-        <w:t>Brother','Sister</w:t>
-      </w:r>
-      <w:proofErr w:type="spellEnd"/>
-      <w:r>
-        <w:t>',</w:t>
+        <w:t>'Brother','Sister',</w:t>
       </w:r>
     </w:p>
     <w:p>
@@ -355,15 +249,7 @@
         <w:ind w:left="2160"/>
       </w:pPr>
       <w:r>
-        <w:t>'</w:t>
-      </w:r>
-      <w:proofErr w:type="spellStart"/>
-      <w:r>
-        <w:t>Husband','Wife</w:t>
-      </w:r>
-      <w:proofErr w:type="spellEnd"/>
-      <w:r>
-        <w:t>',</w:t>
+        <w:t>'Husband','Wife',</w:t>
       </w:r>
     </w:p>
     <w:p>
@@ -371,15 +257,7 @@
         <w:ind w:left="2160"/>
       </w:pPr>
       <w:r>
-        <w:t>'</w:t>
-      </w:r>
-      <w:proofErr w:type="spellStart"/>
-      <w:r>
-        <w:t>Grandfather','Grandmother</w:t>
-      </w:r>
-      <w:proofErr w:type="spellEnd"/>
-      <w:r>
-        <w:t>',</w:t>
+        <w:t>'Grandfather','Grandmother',</w:t>
       </w:r>
     </w:p>
     <w:p>
@@ -387,57 +265,17 @@
         <w:ind w:left="2160"/>
       </w:pPr>
       <w:r>
-        <w:t>'</w:t>
-      </w:r>
-      <w:proofErr w:type="spellStart"/>
-      <w:r>
-        <w:t>Grandson','Granddaughter</w:t>
-      </w:r>
-      <w:proofErr w:type="spellEnd"/>
-      <w:r>
-        <w:t>'),</w:t>
-      </w:r>
-    </w:p>
-    <w:p>
-      <w:r>
-        <w:t xml:space="preserve">    FOREIGN KEY (</w:t>
-      </w:r>
-      <w:proofErr w:type="spellStart"/>
-      <w:r>
-        <w:t>person_id</w:t>
-      </w:r>
-      <w:proofErr w:type="spellEnd"/>
-      <w:r>
-        <w:t>) REFERENCES persons(</w:t>
-      </w:r>
-      <w:proofErr w:type="spellStart"/>
-      <w:r>
-        <w:t>person_id</w:t>
-      </w:r>
-      <w:proofErr w:type="spellEnd"/>
-      <w:r>
-        <w:t>),</w:t>
-      </w:r>
-    </w:p>
-    <w:p>
-      <w:r>
-        <w:t xml:space="preserve">    FOREIGN KEY (</w:t>
-      </w:r>
-      <w:proofErr w:type="spellStart"/>
-      <w:r>
-        <w:t>relative_id</w:t>
-      </w:r>
-      <w:proofErr w:type="spellEnd"/>
-      <w:r>
-        <w:t>) REFERENCES persons(</w:t>
-      </w:r>
-      <w:proofErr w:type="spellStart"/>
-      <w:r>
-        <w:t>person_id</w:t>
-      </w:r>
-      <w:proofErr w:type="spellEnd"/>
-      <w:r>
-        <w:t>)</w:t>
+        <w:t>'Grandson','Granddaughter'),</w:t>
+      </w:r>
+    </w:p>
+    <w:p>
+      <w:r>
+        <w:t xml:space="preserve">    FOREIGN KEY (person_id) REFERENCES persons(person_id),</w:t>
+      </w:r>
+    </w:p>
+    <w:p>
+      <w:r>
+        <w:t xml:space="preserve">    FOREIGN KEY (relative_id) REFERENCES persons(person_id)</w:t>
       </w:r>
     </w:p>
     <w:p>
@@ -454,41 +292,17 @@
     </w:p>
     <w:p>
       <w:r>
-        <w:t xml:space="preserve">    </w:t>
-      </w:r>
-      <w:proofErr w:type="spellStart"/>
-      <w:r>
-        <w:t>doc_id</w:t>
-      </w:r>
-      <w:proofErr w:type="spellEnd"/>
-      <w:r>
-        <w:t xml:space="preserve"> INT AUTO_INCREMENT PRIMARY KEY,</w:t>
-      </w:r>
-    </w:p>
-    <w:p>
-      <w:r>
-        <w:t xml:space="preserve">    </w:t>
-      </w:r>
-      <w:proofErr w:type="spellStart"/>
-      <w:r>
-        <w:t>person_id</w:t>
-      </w:r>
-      <w:proofErr w:type="spellEnd"/>
-      <w:r>
-        <w:t xml:space="preserve"> INT NOT NULL,</w:t>
-      </w:r>
-    </w:p>
-    <w:p>
-      <w:r>
-        <w:t xml:space="preserve">    </w:t>
-      </w:r>
-      <w:proofErr w:type="spellStart"/>
-      <w:r>
-        <w:t>doc_type</w:t>
-      </w:r>
-      <w:proofErr w:type="spellEnd"/>
-      <w:r>
-        <w:t xml:space="preserve"> </w:t>
+        <w:t xml:space="preserve">    doc_id INT AUTO_INCREMENT PRIMARY KEY,</w:t>
+      </w:r>
+    </w:p>
+    <w:p>
+      <w:r>
+        <w:t xml:space="preserve">    person_id INT NOT NULL,</w:t>
+      </w:r>
+    </w:p>
+    <w:p>
+      <w:r>
+        <w:t xml:space="preserve">    doc_type </w:t>
       </w:r>
       <w:proofErr w:type="gramStart"/>
       <w:r>
@@ -496,36 +310,12 @@
       </w:r>
       <w:proofErr w:type="gramEnd"/>
       <w:r>
-        <w:t>'</w:t>
-      </w:r>
-      <w:proofErr w:type="spellStart"/>
-      <w:r>
-        <w:t>NID','Birth</w:t>
-      </w:r>
-      <w:proofErr w:type="spellEnd"/>
-      <w:r>
-        <w:t xml:space="preserve"> </w:t>
-      </w:r>
-      <w:proofErr w:type="spellStart"/>
-      <w:r>
-        <w:t>Certificate','Passport</w:t>
-      </w:r>
-      <w:proofErr w:type="spellEnd"/>
-      <w:r>
-        <w:t>') NOT NULL,</w:t>
-      </w:r>
-    </w:p>
-    <w:p>
-      <w:r>
-        <w:t xml:space="preserve">    </w:t>
-      </w:r>
-      <w:proofErr w:type="spellStart"/>
-      <w:r>
-        <w:t>file_path</w:t>
-      </w:r>
-      <w:proofErr w:type="spellEnd"/>
-      <w:r>
-        <w:t xml:space="preserve"> </w:t>
+        <w:t>'NID','Birth Certificate','Passport') NOT NULL,</w:t>
+      </w:r>
+    </w:p>
+    <w:p>
+      <w:r>
+        <w:t xml:space="preserve">    file_path </w:t>
       </w:r>
       <w:proofErr w:type="gramStart"/>
       <w:r>
@@ -538,57 +328,17 @@
     </w:p>
     <w:p>
       <w:r>
-        <w:t xml:space="preserve">    </w:t>
-      </w:r>
-      <w:proofErr w:type="spellStart"/>
-      <w:r>
-        <w:t>uploaded_by</w:t>
-      </w:r>
-      <w:proofErr w:type="spellEnd"/>
-      <w:r>
-        <w:t xml:space="preserve"> INT NOT NULL,</w:t>
-      </w:r>
-    </w:p>
-    <w:p>
-      <w:r>
-        <w:t xml:space="preserve">    FOREIGN KEY (</w:t>
-      </w:r>
-      <w:proofErr w:type="spellStart"/>
-      <w:r>
-        <w:t>person_id</w:t>
-      </w:r>
-      <w:proofErr w:type="spellEnd"/>
-      <w:r>
-        <w:t>) REFERENCES persons(</w:t>
-      </w:r>
-      <w:proofErr w:type="spellStart"/>
-      <w:r>
-        <w:t>person_id</w:t>
-      </w:r>
-      <w:proofErr w:type="spellEnd"/>
-      <w:r>
-        <w:t>),</w:t>
-      </w:r>
-    </w:p>
-    <w:p>
-      <w:r>
-        <w:t xml:space="preserve">    FOREIGN KEY (</w:t>
-      </w:r>
-      <w:proofErr w:type="spellStart"/>
-      <w:r>
-        <w:t>uploaded_by</w:t>
-      </w:r>
-      <w:proofErr w:type="spellEnd"/>
-      <w:r>
-        <w:t>) REFERENCES users(</w:t>
-      </w:r>
-      <w:proofErr w:type="spellStart"/>
-      <w:r>
-        <w:t>user_id</w:t>
-      </w:r>
-      <w:proofErr w:type="spellEnd"/>
-      <w:r>
-        <w:t>)</w:t>
+        <w:t xml:space="preserve">    uploaded_by INT NOT NULL,</w:t>
+      </w:r>
+    </w:p>
+    <w:p>
+      <w:r>
+        <w:t xml:space="preserve">    FOREIGN KEY (person_id) REFERENCES persons(person_id),</w:t>
+      </w:r>
+    </w:p>
+    <w:p>
+      <w:r>
+        <w:t xml:space="preserve">    FOREIGN KEY (uploaded_by) REFERENCES users(user_id)</w:t>
       </w:r>
     </w:p>
     <w:p>
